--- a/DataStructures/Treemap.docx
+++ b/DataStructures/Treemap.docx
@@ -9,14 +9,6 @@
       <w:proofErr w:type="spellStart"/>
       <w:r>
         <w:t>Treemap</w:t>
-      </w:r>
-      <w:proofErr w:type="spellEnd"/>
-      <w:r>
-        <w:t xml:space="preserve"> &amp; </w:t>
-      </w:r>
-      <w:proofErr w:type="spellStart"/>
-      <w:r>
-        <w:t>TreeSet</w:t>
       </w:r>
       <w:proofErr w:type="spellEnd"/>
     </w:p>
@@ -341,14 +333,7 @@
           <w:b/>
           <w:bCs/>
         </w:rPr>
-        <w:t>Special abilities</w:t>
-      </w:r>
-      <w:r>
-        <w:rPr>
-          <w:b/>
-          <w:bCs/>
-        </w:rPr>
-        <w:t>:</w:t>
+        <w:t>Special abilities:</w:t>
       </w:r>
     </w:p>
     <w:p>
@@ -403,6 +388,9 @@
         <w:ind w:firstLine="720"/>
       </w:pPr>
       <w:r>
+        <w:rPr>
+          <w:noProof/>
+        </w:rPr>
         <w:drawing>
           <wp:inline distT="0" distB="0" distL="0" distR="0" wp14:anchorId="4F59D028" wp14:editId="647A1E69">
             <wp:extent cx="5729168" cy="1130935"/>
@@ -504,6 +492,9 @@
         <w:br/>
       </w:r>
       <w:r>
+        <w:rPr>
+          <w:noProof/>
+        </w:rPr>
         <w:drawing>
           <wp:inline distT="0" distB="0" distL="0" distR="0" wp14:anchorId="5DB1FD16" wp14:editId="7AAB7055">
             <wp:extent cx="5731510" cy="695960"/>
@@ -578,6 +569,9 @@
         <w:ind w:firstLine="720"/>
       </w:pPr>
       <w:r>
+        <w:rPr>
+          <w:noProof/>
+        </w:rPr>
         <w:drawing>
           <wp:inline distT="0" distB="0" distL="0" distR="0" wp14:anchorId="16D3889C" wp14:editId="38332018">
             <wp:extent cx="5731510" cy="1376045"/>
@@ -891,6 +885,9 @@
         <w:br/>
       </w:r>
       <w:r>
+        <w:rPr>
+          <w:noProof/>
+        </w:rPr>
         <w:drawing>
           <wp:inline distT="0" distB="0" distL="0" distR="0" wp14:anchorId="15B4DA37" wp14:editId="25FE20C2">
             <wp:extent cx="5731510" cy="1382395"/>
@@ -1212,6 +1209,9 @@
         <w:br/>
       </w:r>
       <w:r>
+        <w:rPr>
+          <w:noProof/>
+        </w:rPr>
         <w:drawing>
           <wp:inline distT="0" distB="0" distL="0" distR="0" wp14:anchorId="457329C5" wp14:editId="7E9850C5">
             <wp:extent cx="5731510" cy="1513205"/>
@@ -1459,6 +1459,9 @@
         <w:ind w:firstLine="720"/>
       </w:pPr>
       <w:r>
+        <w:rPr>
+          <w:noProof/>
+        </w:rPr>
         <w:drawing>
           <wp:inline distT="0" distB="0" distL="0" distR="0" wp14:anchorId="0ED5B0BE" wp14:editId="2E749D8B">
             <wp:extent cx="5731510" cy="1577340"/>
@@ -2510,6 +2513,7 @@
   <w:style w:type="character" w:default="1" w:styleId="DefaultParagraphFont">
     <w:name w:val="Default Paragraph Font"/>
     <w:uiPriority w:val="1"/>
+    <w:semiHidden/>
     <w:unhideWhenUsed/>
   </w:style>
   <w:style w:type="table" w:default="1" w:styleId="TableNormal">
